--- a/worksheets/Lab13-Worksheet.docx
+++ b/worksheets/Lab13-Worksheet.docx
@@ -24,7 +24,7 @@
           <w:color w:val="1A3C6E"/>
           <w:sz w:val="32"/>
         </w:rPr>
-        <w:t>Lab 13 — Custom text classification</w:t>
+        <w:t>Lab 13 — Develop a text analysis agent</w:t>
       </w:r>
     </w:p>
     <w:p>
@@ -117,7 +117,7 @@
     </w:p>
     <w:p>
       <w:r>
-        <w:t>In this lab, you built a single-label custom text classification model in Azure AI Language Studio. You uploaded sample news/sports/entertainment/classifieds articles to a storage account, labeled them across four classes with training/testing splits, trained a model named ClassifyArticles, evaluated its performance, deployed it, and then ran a Python client app that classifies new articles using the begin_single_label_classify API.</w:t>
+        <w:t>Students created a Text-Analysis-Agent in Microsoft Foundry powered by gpt-4.1 and connected it to the Azure Language in Foundry Tools MCP server, enabling the agent to autonomously select and invoke text-analysis tools—extract_named_entities_from_text, detect_sentiment_from_text, and PII redaction—in response to natural-language prompts. They then built a standalone Python client using the Foundry SDK to submit prompts programmatically and inspect the agent's tool-call details in the JSON response.</w:t>
       </w:r>
     </w:p>
     <w:p/>
@@ -145,12 +145,12 @@
           <w:b/>
           <w:sz w:val="22"/>
         </w:rPr>
-        <w:t>Screenshot 1 — Data Labeling in Language Studio</w:t>
+        <w:t>Screenshot 1 — Agent Playground Tool Approval</w:t>
       </w:r>
     </w:p>
     <w:p>
       <w:r>
-        <w:t>In the ClassifyLab project in Language Studio, navigate to the Data labeling page. After assigning all 13 articles to their classes (Classifieds, Sports, News, Entertainment) and datasets (training or testing) per the lab table, click 'Save labels'. Capture the Data labeling page showing several articles with their assigned class labels and dataset assignments visible.</w:t>
+        <w:t>The Foundry agent playground screen showing the agent requesting approval to call extract_named_entities_from_text after the student submits a prompt about a Paris travel article.</w:t>
       </w:r>
     </w:p>
     <w:tbl>
@@ -193,12 +193,12 @@
           <w:b/>
           <w:sz w:val="22"/>
         </w:rPr>
-        <w:t>Screenshot 2 — Model Performance Metrics</w:t>
+        <w:t>Screenshot 2 — PII Redaction Agent Response</w:t>
       </w:r>
     </w:p>
     <w:p>
       <w:r>
-        <w:t>After the ClassifyArticles model finishes training, navigate to the Model performance page and select the ClassifyArticles model. Capture the page showing the model's scoring percentage, precision, recall, and F1 metrics. If the Test set details tab shows any mismatches, include that in the screenshot.</w:t>
+        <w:t>Agent playground response displaying the identified PII entities from the Microsoft founding article alongside the redacted version of the text, as returned by the Azure Language MCP server tool.</w:t>
       </w:r>
     </w:p>
     <w:tbl>
@@ -241,12 +241,12 @@
           <w:b/>
           <w:sz w:val="22"/>
         </w:rPr>
-        <w:t>Screenshot 3 — Python Classification Output</w:t>
+        <w:t>Screenshot 3 — Python Client JSON Output</w:t>
       </w:r>
     </w:p>
     <w:p>
       <w:r>
-        <w:t>After adding all code to classify-text.py (import namespaces, create TextAnalyticsClient, and the begin_single_label_classify call), run the program with 'python classify-text.py' in Cloud Shell. Capture the terminal output showing each article file name classified with its predicted category and confidence score.</w:t>
+        <w:t>Terminal output of text-agent.py showing the structured JSON tool-call details—tool name, input arguments, and raw output—returned when the agent performed sentiment analysis on a travel review.</w:t>
       </w:r>
     </w:p>
     <w:tbl>
@@ -299,7 +299,7 @@
           <w:b/>
           <w:sz w:val="22"/>
         </w:rPr>
-        <w:t>1. Report the overall precision, recall, and F1 score shown on the Model performance page for your ClassifyArticles model. If any test articles were misclassified, describe which article was affected and what the model predicted versus its true label.</w:t>
+        <w:t>1. The Text-Analysis-Agent chooses which Azure Language tool to invoke (entity extraction, sentiment, PII redaction) based solely on the user's prompt. What are the risks of letting the agent select tools autonomously, and how does requiring tool-call approval in the playground mitigate those risks?</w:t>
       </w:r>
     </w:p>
     <w:p>
@@ -320,7 +320,7 @@
           <w:b/>
           <w:sz w:val="22"/>
         </w:rPr>
-        <w:t>2. The lab used only 13 articles split manually between training and testing. How do you think the small dataset size and manual split affected the model's performance, and what would you do differently in a production scenario?</w:t>
+        <w:t>2. Connecting the Azure Language MCP server to an agent instead of calling the Text Analytics API directly adds a layer of indirection. What advantages does the MCP server approach offer for building multi-capability agents compared to hardcoding individual API calls?</w:t>
       </w:r>
     </w:p>
     <w:p>
@@ -341,7 +341,7 @@
           <w:b/>
           <w:sz w:val="22"/>
         </w:rPr>
-        <w:t>3. Examine the confidence scores in the classify-text.py output. Were there any articles where the confidence score was notably lower than others? What might cause the model to be less confident about certain classifications?</w:t>
+        <w:t>3. The Python client can print the full JSON tool-call detail including input arguments and raw API output. How would you use that detail in a production logging or auditing system to satisfy compliance requirements for an application that processes customer data?</w:t>
       </w:r>
     </w:p>
     <w:p>
